--- a/tools/digest_reference.docx
+++ b/tools/digest_reference.docx
@@ -541,8 +541,8 @@
     <w:rsid w:val="00A10FD9"/>
     <w:pPr>
       <w:spacing w:after="320"/>
+      <w:jc w:val="center"/>
       <w:contextualSpacing/>
-      <w:jc w:val="center"/>
     </w:pPr>
     <w:rPr>
       <w:rFonts w:asciiTheme="majorHAnsi" w:eastAsiaTheme="majorEastAsia" w:hAnsiTheme="majorHAnsi" w:cstheme="majorBidi"/>
@@ -676,6 +676,7 @@
     <w:pPr>
       <w:spacing w:before="560" w:after="240"/>
       <w:keepNext/>
+      <w:jc w:val="center"/>
       <w:keepNext/>
       <w:keepLines/>
       <w:outlineLvl w:val="0"/>
@@ -700,6 +701,7 @@
     <w:pPr>
       <w:spacing w:before="520" w:after="240"/>
       <w:keepNext/>
+      <w:jc w:val="center"/>
       <w:keepNext/>
       <w:keepLines/>
       <w:outlineLvl w:val="1"/>
@@ -724,6 +726,7 @@
     <w:pPr>
       <w:spacing w:before="400" w:after="160"/>
       <w:keepNext/>
+      <w:jc w:val="center"/>
       <w:keepNext/>
       <w:keepLines/>
       <w:outlineLvl w:val="2"/>
@@ -1070,6 +1073,7 @@
     <w:link w:val="BodyTextChar"/>
     <w:pPr>
       <w:spacing w:before="120" w:after="480"/>
+      <w:jc w:val="center"/>
     </w:pPr>
     <w:rPr>
       <w:i/>
@@ -1081,12 +1085,14 @@
     <w:pPr>
       <w:spacing w:before="240" w:after="140"/>
       <w:keepNext/>
+      <w:jc w:val="center"/>
       <w:keepNext/>
     </w:pPr>
   </w:style>
   <w:style w:type="paragraph" w:customStyle="1" w:styleId="ImageCaption">
     <w:pPr>
       <w:spacing w:before="120" w:after="480"/>
+      <w:jc w:val="center"/>
     </w:pPr>
     <w:name w:val="Image Caption"/>
     <w:basedOn w:val="Caption"/>
@@ -1095,6 +1101,7 @@
     <w:pPr>
       <w:spacing w:before="440" w:after="120"/>
       <w:keepNext/>
+      <w:jc w:val="center"/>
     </w:pPr>
     <w:name w:val="Figure"/>
     <w:basedOn w:val="Normal"/>
@@ -1105,6 +1112,7 @@
     <w:pPr>
       <w:spacing w:before="440" w:after="120"/>
       <w:keepNext/>
+      <w:jc w:val="center"/>
       <w:keepNext/>
     </w:pPr>
   </w:style>
